--- a/kahoot/file-model/doc-question-model.docx
+++ b/kahoot/file-model/doc-question-model.docx
@@ -32,7 +32,29 @@
           <w:lang w:val="pt-BR" w:eastAsia="en-GB"/>
           <w14:ligatures w14:val="none"/>
         </w:rPr>
-        <w:t>Primeira pergunta gerada pela IA?</w:t>
+        <w:t>Primeira pergunta gerada pela IA</w:t>
+      </w:r>
+      <w:r>
+        <w:rPr>
+          <w:rFonts w:ascii="Times New Roman" w:eastAsia="Times New Roman" w:hAnsi="Times New Roman" w:cs="Times New Roman"/>
+          <w:b/>
+          <w:bCs/>
+          <w:kern w:val="0"/>
+          <w:lang w:val="pt-BR" w:eastAsia="en-GB"/>
+          <w14:ligatures w14:val="none"/>
+        </w:rPr>
+        <w:t xml:space="preserve"> de até 120 caracteres</w:t>
+      </w:r>
+      <w:r>
+        <w:rPr>
+          <w:rFonts w:ascii="Times New Roman" w:eastAsia="Times New Roman" w:hAnsi="Times New Roman" w:cs="Times New Roman"/>
+          <w:b/>
+          <w:bCs/>
+          <w:kern w:val="0"/>
+          <w:lang w:val="pt-BR" w:eastAsia="en-GB"/>
+          <w14:ligatures w14:val="none"/>
+        </w:rPr>
+        <w:t>?</w:t>
       </w:r>
       <w:r>
         <w:rPr>
@@ -60,6 +82,42 @@
           <w14:ligatures w14:val="none"/>
         </w:rPr>
         <w:t>Resposta da IA errada</w:t>
+      </w:r>
+      <w:r>
+        <w:rPr>
+          <w:rFonts w:ascii="Times New Roman" w:eastAsia="Times New Roman" w:hAnsi="Times New Roman" w:cs="Times New Roman"/>
+          <w:kern w:val="0"/>
+          <w:lang w:val="pt-BR" w:eastAsia="en-GB"/>
+          <w14:ligatures w14:val="none"/>
+        </w:rPr>
+        <w:t xml:space="preserve"> </w:t>
+      </w:r>
+      <w:r>
+        <w:rPr>
+          <w:rFonts w:ascii="Times New Roman" w:eastAsia="Times New Roman" w:hAnsi="Times New Roman" w:cs="Times New Roman"/>
+          <w:kern w:val="0"/>
+          <w:lang w:val="pt-BR" w:eastAsia="en-GB"/>
+          <w14:ligatures w14:val="none"/>
+        </w:rPr>
+        <w:t xml:space="preserve">de até </w:t>
+      </w:r>
+      <w:r>
+        <w:rPr>
+          <w:rFonts w:ascii="Times New Roman" w:eastAsia="Times New Roman" w:hAnsi="Times New Roman" w:cs="Times New Roman"/>
+          <w:kern w:val="0"/>
+          <w:lang w:val="pt-BR" w:eastAsia="en-GB"/>
+          <w14:ligatures w14:val="none"/>
+        </w:rPr>
+        <w:t>75</w:t>
+      </w:r>
+      <w:r>
+        <w:rPr>
+          <w:rFonts w:ascii="Times New Roman" w:eastAsia="Times New Roman" w:hAnsi="Times New Roman" w:cs="Times New Roman"/>
+          <w:kern w:val="0"/>
+          <w:lang w:val="pt-BR" w:eastAsia="en-GB"/>
+          <w14:ligatures w14:val="none"/>
+        </w:rPr>
+        <w:t xml:space="preserve"> caracteres</w:t>
       </w:r>
       <w:r>
         <w:rPr>
@@ -78,16 +136,25 @@
           <w:lang w:val="pt-BR" w:eastAsia="en-GB"/>
           <w14:ligatures w14:val="none"/>
         </w:rPr>
-        <w:t>Resposta da IA errada</w:t>
-      </w:r>
-      <w:r>
-        <w:rPr>
-          <w:rFonts w:ascii="Times New Roman" w:eastAsia="Times New Roman" w:hAnsi="Times New Roman" w:cs="Times New Roman"/>
-          <w:kern w:val="0"/>
-          <w:lang w:val="pt-BR" w:eastAsia="en-GB"/>
-          <w14:ligatures w14:val="none"/>
-        </w:rPr>
-        <w:t xml:space="preserve"> outra vez</w:t>
+        <w:t>Resposta da IA errada outra vez</w:t>
+      </w:r>
+      <w:r>
+        <w:rPr>
+          <w:rFonts w:ascii="Times New Roman" w:eastAsia="Times New Roman" w:hAnsi="Times New Roman" w:cs="Times New Roman"/>
+          <w:kern w:val="0"/>
+          <w:lang w:val="pt-BR" w:eastAsia="en-GB"/>
+          <w14:ligatures w14:val="none"/>
+        </w:rPr>
+        <w:t xml:space="preserve"> </w:t>
+      </w:r>
+      <w:r>
+        <w:rPr>
+          <w:rFonts w:ascii="Times New Roman" w:eastAsia="Times New Roman" w:hAnsi="Times New Roman" w:cs="Times New Roman"/>
+          <w:kern w:val="0"/>
+          <w:lang w:val="pt-BR" w:eastAsia="en-GB"/>
+          <w14:ligatures w14:val="none"/>
+        </w:rPr>
+        <w:t>de até 75 caracteres</w:t>
       </w:r>
       <w:r>
         <w:rPr>
@@ -125,22 +192,29 @@
           <w:lang w:val="pt-BR" w:eastAsia="en-GB"/>
           <w14:ligatures w14:val="none"/>
         </w:rPr>
-        <w:t xml:space="preserve">Resposta da IA </w:t>
-      </w:r>
-      <w:r>
-        <w:rPr>
-          <w:rFonts w:ascii="Times New Roman" w:eastAsia="Times New Roman" w:hAnsi="Times New Roman" w:cs="Times New Roman"/>
-          <w:kern w:val="0"/>
-          <w:lang w:val="pt-BR" w:eastAsia="en-GB"/>
-          <w14:ligatures w14:val="none"/>
-        </w:rPr>
-        <w:t>correta</w:t>
-      </w:r>
-      <w:r>
-        <w:rPr>
-          <w:rFonts w:ascii="Times New Roman" w:eastAsia="Times New Roman" w:hAnsi="Times New Roman" w:cs="Times New Roman"/>
-          <w:b/>
-          <w:bCs/>
+        <w:t>Resposta da IA correta</w:t>
+      </w:r>
+      <w:r>
+        <w:rPr>
+          <w:rFonts w:ascii="Times New Roman" w:eastAsia="Times New Roman" w:hAnsi="Times New Roman" w:cs="Times New Roman"/>
+          <w:kern w:val="0"/>
+          <w:lang w:val="pt-BR" w:eastAsia="en-GB"/>
+          <w14:ligatures w14:val="none"/>
+        </w:rPr>
+        <w:t xml:space="preserve"> </w:t>
+      </w:r>
+      <w:r>
+        <w:rPr>
+          <w:rFonts w:ascii="Times New Roman" w:eastAsia="Times New Roman" w:hAnsi="Times New Roman" w:cs="Times New Roman"/>
+          <w:kern w:val="0"/>
+          <w:lang w:val="pt-BR" w:eastAsia="en-GB"/>
+          <w14:ligatures w14:val="none"/>
+        </w:rPr>
+        <w:t>de até 75 caracteres</w:t>
+      </w:r>
+      <w:r>
+        <w:rPr>
+          <w:rFonts w:ascii="Times New Roman" w:eastAsia="Times New Roman" w:hAnsi="Times New Roman" w:cs="Times New Roman"/>
           <w:kern w:val="0"/>
           <w:lang w:val="pt-BR" w:eastAsia="en-GB"/>
           <w14:ligatures w14:val="none"/>
@@ -161,6 +235,17 @@
       <w:r>
         <w:rPr>
           <w:rFonts w:ascii="Times New Roman" w:eastAsia="Times New Roman" w:hAnsi="Times New Roman" w:cs="Times New Roman"/>
+          <w:b/>
+          <w:bCs/>
+          <w:kern w:val="0"/>
+          <w:lang w:val="pt-BR" w:eastAsia="en-GB"/>
+          <w14:ligatures w14:val="none"/>
+        </w:rPr>
+        <w:t xml:space="preserve"> </w:t>
+      </w:r>
+      <w:r>
+        <w:rPr>
+          <w:rFonts w:ascii="Times New Roman" w:eastAsia="Times New Roman" w:hAnsi="Times New Roman" w:cs="Times New Roman"/>
           <w:kern w:val="0"/>
           <w:lang w:val="pt-BR" w:eastAsia="en-GB"/>
           <w14:ligatures w14:val="none"/>
@@ -175,16 +260,25 @@
           <w:lang w:val="pt-BR" w:eastAsia="en-GB"/>
           <w14:ligatures w14:val="none"/>
         </w:rPr>
-        <w:t>Resposta da IA errada</w:t>
-      </w:r>
-      <w:r>
-        <w:rPr>
-          <w:rFonts w:ascii="Times New Roman" w:eastAsia="Times New Roman" w:hAnsi="Times New Roman" w:cs="Times New Roman"/>
-          <w:kern w:val="0"/>
-          <w:lang w:val="pt-BR" w:eastAsia="en-GB"/>
-          <w14:ligatures w14:val="none"/>
-        </w:rPr>
-        <w:t xml:space="preserve"> novamente</w:t>
+        <w:t>Resposta da IA errada novamente</w:t>
+      </w:r>
+      <w:r>
+        <w:rPr>
+          <w:rFonts w:ascii="Times New Roman" w:eastAsia="Times New Roman" w:hAnsi="Times New Roman" w:cs="Times New Roman"/>
+          <w:kern w:val="0"/>
+          <w:lang w:val="pt-BR" w:eastAsia="en-GB"/>
+          <w14:ligatures w14:val="none"/>
+        </w:rPr>
+        <w:t xml:space="preserve"> </w:t>
+      </w:r>
+      <w:r>
+        <w:rPr>
+          <w:rFonts w:ascii="Times New Roman" w:eastAsia="Times New Roman" w:hAnsi="Times New Roman" w:cs="Times New Roman"/>
+          <w:kern w:val="0"/>
+          <w:lang w:val="pt-BR" w:eastAsia="en-GB"/>
+          <w14:ligatures w14:val="none"/>
+        </w:rPr>
+        <w:t>de até 75 caracteres</w:t>
       </w:r>
     </w:p>
     <w:p>
@@ -217,7 +311,7 @@
           <w:lang w:val="pt-BR" w:eastAsia="en-GB"/>
           <w14:ligatures w14:val="none"/>
         </w:rPr>
-        <w:t>Segunda</w:t>
+        <w:t>Segunda pergunta gerada pela IA</w:t>
       </w:r>
       <w:r>
         <w:rPr>
@@ -228,7 +322,7 @@
           <w:lang w:val="pt-BR" w:eastAsia="en-GB"/>
           <w14:ligatures w14:val="none"/>
         </w:rPr>
-        <w:t xml:space="preserve"> pergunta gerada pela IA</w:t>
+        <w:t xml:space="preserve"> </w:t>
       </w:r>
       <w:r>
         <w:rPr>
@@ -239,7 +333,7 @@
           <w:lang w:val="pt-BR" w:eastAsia="en-GB"/>
           <w14:ligatures w14:val="none"/>
         </w:rPr>
-        <w:t>?</w:t>
+        <w:t>de até 120 caracteres?</w:t>
       </w:r>
       <w:r>
         <w:rPr>
@@ -269,6 +363,24 @@
           <w14:ligatures w14:val="none"/>
         </w:rPr>
         <w:t>Resposta da IA correta</w:t>
+      </w:r>
+      <w:r>
+        <w:rPr>
+          <w:rFonts w:ascii="Times New Roman" w:eastAsia="Times New Roman" w:hAnsi="Times New Roman" w:cs="Times New Roman"/>
+          <w:kern w:val="0"/>
+          <w:lang w:val="pt-BR" w:eastAsia="en-GB"/>
+          <w14:ligatures w14:val="none"/>
+        </w:rPr>
+        <w:t xml:space="preserve"> </w:t>
+      </w:r>
+      <w:r>
+        <w:rPr>
+          <w:rFonts w:ascii="Times New Roman" w:eastAsia="Times New Roman" w:hAnsi="Times New Roman" w:cs="Times New Roman"/>
+          <w:kern w:val="0"/>
+          <w:lang w:val="pt-BR" w:eastAsia="en-GB"/>
+          <w14:ligatures w14:val="none"/>
+        </w:rPr>
+        <w:t>de até 75 caracteres</w:t>
       </w:r>
       <w:r>
         <w:rPr>
@@ -318,6 +430,24 @@
           <w:lang w:val="pt-BR" w:eastAsia="en-GB"/>
           <w14:ligatures w14:val="none"/>
         </w:rPr>
+        <w:t xml:space="preserve"> </w:t>
+      </w:r>
+      <w:r>
+        <w:rPr>
+          <w:rFonts w:ascii="Times New Roman" w:eastAsia="Times New Roman" w:hAnsi="Times New Roman" w:cs="Times New Roman"/>
+          <w:kern w:val="0"/>
+          <w:lang w:val="pt-BR" w:eastAsia="en-GB"/>
+          <w14:ligatures w14:val="none"/>
+        </w:rPr>
+        <w:t>de até 75 caracteres</w:t>
+      </w:r>
+      <w:r>
+        <w:rPr>
+          <w:rFonts w:ascii="Times New Roman" w:eastAsia="Times New Roman" w:hAnsi="Times New Roman" w:cs="Times New Roman"/>
+          <w:kern w:val="0"/>
+          <w:lang w:val="pt-BR" w:eastAsia="en-GB"/>
+          <w14:ligatures w14:val="none"/>
+        </w:rPr>
         <w:br/>
         <w:t xml:space="preserve">C) </w:t>
       </w:r>
@@ -355,6 +485,24 @@
           <w:lang w:val="pt-BR" w:eastAsia="en-GB"/>
           <w14:ligatures w14:val="none"/>
         </w:rPr>
+        <w:t xml:space="preserve"> </w:t>
+      </w:r>
+      <w:r>
+        <w:rPr>
+          <w:rFonts w:ascii="Times New Roman" w:eastAsia="Times New Roman" w:hAnsi="Times New Roman" w:cs="Times New Roman"/>
+          <w:kern w:val="0"/>
+          <w:lang w:val="pt-BR" w:eastAsia="en-GB"/>
+          <w14:ligatures w14:val="none"/>
+        </w:rPr>
+        <w:t>de até 75 caracteres</w:t>
+      </w:r>
+      <w:r>
+        <w:rPr>
+          <w:rFonts w:ascii="Times New Roman" w:eastAsia="Times New Roman" w:hAnsi="Times New Roman" w:cs="Times New Roman"/>
+          <w:kern w:val="0"/>
+          <w:lang w:val="pt-BR" w:eastAsia="en-GB"/>
+          <w14:ligatures w14:val="none"/>
+        </w:rPr>
         <w:br/>
         <w:t xml:space="preserve">D) </w:t>
       </w:r>
@@ -365,16 +513,25 @@
           <w:lang w:val="pt-BR" w:eastAsia="en-GB"/>
           <w14:ligatures w14:val="none"/>
         </w:rPr>
-        <w:t>Resposta da IA errada</w:t>
-      </w:r>
-      <w:r>
-        <w:rPr>
-          <w:rFonts w:ascii="Times New Roman" w:eastAsia="Times New Roman" w:hAnsi="Times New Roman" w:cs="Times New Roman"/>
-          <w:kern w:val="0"/>
-          <w:lang w:val="pt-BR" w:eastAsia="en-GB"/>
-          <w14:ligatures w14:val="none"/>
-        </w:rPr>
-        <w:t xml:space="preserve"> novamente</w:t>
+        <w:t>Resposta da IA errada novamente</w:t>
+      </w:r>
+      <w:r>
+        <w:rPr>
+          <w:rFonts w:ascii="Times New Roman" w:eastAsia="Times New Roman" w:hAnsi="Times New Roman" w:cs="Times New Roman"/>
+          <w:kern w:val="0"/>
+          <w:lang w:val="pt-BR" w:eastAsia="en-GB"/>
+          <w14:ligatures w14:val="none"/>
+        </w:rPr>
+        <w:t xml:space="preserve"> </w:t>
+      </w:r>
+      <w:r>
+        <w:rPr>
+          <w:rFonts w:ascii="Times New Roman" w:eastAsia="Times New Roman" w:hAnsi="Times New Roman" w:cs="Times New Roman"/>
+          <w:kern w:val="0"/>
+          <w:lang w:val="pt-BR" w:eastAsia="en-GB"/>
+          <w14:ligatures w14:val="none"/>
+        </w:rPr>
+        <w:t>de até 75 caracteres</w:t>
       </w:r>
     </w:p>
     <w:p>
@@ -407,7 +564,7 @@
           <w:lang w:val="pt-BR" w:eastAsia="en-GB"/>
           <w14:ligatures w14:val="none"/>
         </w:rPr>
-        <w:t>Terceira</w:t>
+        <w:t>Terceira pergunta gerada pela IA</w:t>
       </w:r>
       <w:r>
         <w:rPr>
@@ -418,7 +575,7 @@
           <w:lang w:val="pt-BR" w:eastAsia="en-GB"/>
           <w14:ligatures w14:val="none"/>
         </w:rPr>
-        <w:t xml:space="preserve"> pergunta gerada pela IA</w:t>
+        <w:t xml:space="preserve"> </w:t>
       </w:r>
       <w:r>
         <w:rPr>
@@ -429,7 +586,7 @@
           <w:lang w:val="pt-BR" w:eastAsia="en-GB"/>
           <w14:ligatures w14:val="none"/>
         </w:rPr>
-        <w:t>?</w:t>
+        <w:t>de até 120 caracteres?</w:t>
       </w:r>
       <w:r>
         <w:rPr>
@@ -457,6 +614,24 @@
           <w:lang w:val="pt-BR" w:eastAsia="en-GB"/>
           <w14:ligatures w14:val="none"/>
         </w:rPr>
+        <w:t xml:space="preserve"> </w:t>
+      </w:r>
+      <w:r>
+        <w:rPr>
+          <w:rFonts w:ascii="Times New Roman" w:eastAsia="Times New Roman" w:hAnsi="Times New Roman" w:cs="Times New Roman"/>
+          <w:kern w:val="0"/>
+          <w:lang w:val="pt-BR" w:eastAsia="en-GB"/>
+          <w14:ligatures w14:val="none"/>
+        </w:rPr>
+        <w:t>de até 75 caracteres</w:t>
+      </w:r>
+      <w:r>
+        <w:rPr>
+          <w:rFonts w:ascii="Times New Roman" w:eastAsia="Times New Roman" w:hAnsi="Times New Roman" w:cs="Times New Roman"/>
+          <w:kern w:val="0"/>
+          <w:lang w:val="pt-BR" w:eastAsia="en-GB"/>
+          <w14:ligatures w14:val="none"/>
+        </w:rPr>
         <w:br/>
         <w:t xml:space="preserve">B) </w:t>
       </w:r>
@@ -494,28 +669,53 @@
           <w:lang w:val="pt-BR" w:eastAsia="en-GB"/>
           <w14:ligatures w14:val="none"/>
         </w:rPr>
+        <w:t xml:space="preserve"> </w:t>
+      </w:r>
+      <w:r>
+        <w:rPr>
+          <w:rFonts w:ascii="Times New Roman" w:eastAsia="Times New Roman" w:hAnsi="Times New Roman" w:cs="Times New Roman"/>
+          <w:kern w:val="0"/>
+          <w:lang w:val="pt-BR" w:eastAsia="en-GB"/>
+          <w14:ligatures w14:val="none"/>
+        </w:rPr>
+        <w:t>de até 75 caracteres</w:t>
+      </w:r>
+      <w:r>
+        <w:rPr>
+          <w:rFonts w:ascii="Times New Roman" w:eastAsia="Times New Roman" w:hAnsi="Times New Roman" w:cs="Times New Roman"/>
+          <w:kern w:val="0"/>
+          <w:lang w:val="pt-BR" w:eastAsia="en-GB"/>
+          <w14:ligatures w14:val="none"/>
+        </w:rPr>
         <w:br/>
         <w:t xml:space="preserve">C) </w:t>
       </w:r>
-      <w:proofErr w:type="spellStart"/>
-      <w:r>
-        <w:rPr>
-          <w:rFonts w:ascii="Times New Roman" w:eastAsia="Times New Roman" w:hAnsi="Times New Roman" w:cs="Times New Roman"/>
-          <w:kern w:val="0"/>
-          <w:lang w:val="pt-BR" w:eastAsia="en-GB"/>
-          <w14:ligatures w14:val="none"/>
-        </w:rPr>
-        <w:t xml:space="preserve">Resposta </w:t>
-      </w:r>
-      <w:proofErr w:type="spellEnd"/>
-      <w:r>
-        <w:rPr>
-          <w:rFonts w:ascii="Times New Roman" w:eastAsia="Times New Roman" w:hAnsi="Times New Roman" w:cs="Times New Roman"/>
-          <w:kern w:val="0"/>
-          <w:lang w:val="pt-BR" w:eastAsia="en-GB"/>
-          <w14:ligatures w14:val="none"/>
-        </w:rPr>
-        <w:t>da IA errada novamente</w:t>
+      <w:r>
+        <w:rPr>
+          <w:rFonts w:ascii="Times New Roman" w:eastAsia="Times New Roman" w:hAnsi="Times New Roman" w:cs="Times New Roman"/>
+          <w:kern w:val="0"/>
+          <w:lang w:val="pt-BR" w:eastAsia="en-GB"/>
+          <w14:ligatures w14:val="none"/>
+        </w:rPr>
+        <w:t>Resposta da IA errada novamente</w:t>
+      </w:r>
+      <w:r>
+        <w:rPr>
+          <w:rFonts w:ascii="Times New Roman" w:eastAsia="Times New Roman" w:hAnsi="Times New Roman" w:cs="Times New Roman"/>
+          <w:kern w:val="0"/>
+          <w:lang w:val="pt-BR" w:eastAsia="en-GB"/>
+          <w14:ligatures w14:val="none"/>
+        </w:rPr>
+        <w:t xml:space="preserve"> </w:t>
+      </w:r>
+      <w:r>
+        <w:rPr>
+          <w:rFonts w:ascii="Times New Roman" w:eastAsia="Times New Roman" w:hAnsi="Times New Roman" w:cs="Times New Roman"/>
+          <w:kern w:val="0"/>
+          <w:lang w:val="pt-BR" w:eastAsia="en-GB"/>
+          <w14:ligatures w14:val="none"/>
+        </w:rPr>
+        <w:t>de até 75 caracteres</w:t>
       </w:r>
       <w:r>
         <w:rPr>
@@ -547,8 +747,24 @@
       <w:r>
         <w:rPr>
           <w:rFonts w:ascii="Times New Roman" w:eastAsia="Times New Roman" w:hAnsi="Times New Roman" w:cs="Times New Roman"/>
-          <w:b/>
-          <w:bCs/>
+          <w:kern w:val="0"/>
+          <w:lang w:val="pt-BR" w:eastAsia="en-GB"/>
+          <w14:ligatures w14:val="none"/>
+        </w:rPr>
+        <w:t xml:space="preserve"> </w:t>
+      </w:r>
+      <w:r>
+        <w:rPr>
+          <w:rFonts w:ascii="Times New Roman" w:eastAsia="Times New Roman" w:hAnsi="Times New Roman" w:cs="Times New Roman"/>
+          <w:kern w:val="0"/>
+          <w:lang w:val="pt-BR" w:eastAsia="en-GB"/>
+          <w14:ligatures w14:val="none"/>
+        </w:rPr>
+        <w:t>de até 75 caracteres</w:t>
+      </w:r>
+      <w:r>
+        <w:rPr>
+          <w:rFonts w:ascii="Times New Roman" w:eastAsia="Times New Roman" w:hAnsi="Times New Roman" w:cs="Times New Roman"/>
           <w:kern w:val="0"/>
           <w:lang w:val="pt-BR" w:eastAsia="en-GB"/>
           <w14:ligatures w14:val="none"/>
@@ -565,6 +781,17 @@
           <w14:ligatures w14:val="none"/>
         </w:rPr>
         <w:t>✅</w:t>
+      </w:r>
+      <w:r>
+        <w:rPr>
+          <w:rFonts w:ascii="Times New Roman" w:eastAsia="Times New Roman" w:hAnsi="Times New Roman" w:cs="Times New Roman"/>
+          <w:b/>
+          <w:bCs/>
+          <w:kern w:val="0"/>
+          <w:lang w:val="pt-BR" w:eastAsia="en-GB"/>
+          <w14:ligatures w14:val="none"/>
+        </w:rPr>
+        <w:t xml:space="preserve"> </w:t>
       </w:r>
     </w:p>
     <w:p>
